--- a/CP/КП МДК.02.01 Денисов 2026 (лист задания).docx
+++ b/CP/КП МДК.02.01 Денисов 2026 (лист задания).docx
@@ -738,7 +738,7 @@
           <w:szCs w:val="28"/>
           <w:u w:val="single"/>
         </w:rPr>
-        <w:t>“</w:t>
+        <w:t>«</w:t>
       </w:r>
       <w:r>
         <w:rPr>
@@ -752,7 +752,7 @@
           <w:szCs w:val="28"/>
           <w:u w:val="single"/>
         </w:rPr>
-        <w:t>”</w:t>
+        <w:t>»</w:t>
       </w:r>
       <w:r>
         <w:rPr>
@@ -823,7 +823,13 @@
         <w:rPr>
           <w:u w:val="single"/>
         </w:rPr>
-        <w:t>ли</w:t>
+        <w:t>ть</w:t>
+      </w:r>
+      <w:r>
+        <w:rPr>
+          <w:u w:val="single"/>
+        </w:rPr>
+        <w:t xml:space="preserve"> многопользовательское</w:t>
       </w:r>
       <w:r>
         <w:rPr>
@@ -835,22 +841,100 @@
         <w:rPr>
           <w:u w:val="single"/>
         </w:rPr>
-        <w:t xml:space="preserve">приложение, предоставляющее возможность отслеживания собственных показателей в тренировочном процессе, подсчета своего разового максимума в жиме лежа. Возможность </w:t>
-      </w:r>
-      <w:r>
-        <w:rPr>
-          <w:u w:val="single"/>
-        </w:rPr>
-        <w:t>выбрать более подходящий для себя план трени</w:t>
+        <w:t>приложение, предоставляющее возможность отслеживания собственных показателей в тренировочном процессе</w:t>
+      </w:r>
+      <w:r>
+        <w:rPr>
+          <w:u w:val="single"/>
+        </w:rPr>
+        <w:t>,</w:t>
+      </w:r>
+      <w:r>
+        <w:rPr>
+          <w:u w:val="single"/>
+        </w:rPr>
+        <w:t xml:space="preserve"> </w:t>
+      </w:r>
+      <w:r>
+        <w:rPr>
+          <w:u w:val="single"/>
+        </w:rPr>
+        <w:t>вычисления</w:t>
+      </w:r>
+      <w:r>
+        <w:rPr>
+          <w:u w:val="single"/>
+        </w:rPr>
+        <w:t xml:space="preserve"> сво</w:t>
+      </w:r>
+      <w:r>
+        <w:rPr>
+          <w:u w:val="single"/>
+        </w:rPr>
+        <w:t>их</w:t>
+      </w:r>
+      <w:r>
+        <w:rPr>
+          <w:u w:val="single"/>
+        </w:rPr>
+        <w:t xml:space="preserve"> </w:t>
+      </w:r>
+      <w:r>
+        <w:rPr>
+          <w:u w:val="single"/>
+        </w:rPr>
+        <w:t>максимальных показателей,</w:t>
+      </w:r>
+      <w:r>
+        <w:rPr>
+          <w:u w:val="single"/>
+        </w:rPr>
+        <w:t xml:space="preserve"> </w:t>
+      </w:r>
+      <w:r>
+        <w:rPr>
+          <w:u w:val="single"/>
+        </w:rPr>
+        <w:t>выбора</w:t>
+      </w:r>
+      <w:r>
+        <w:rPr>
+          <w:u w:val="single"/>
+        </w:rPr>
+        <w:t xml:space="preserve"> </w:t>
+      </w:r>
+      <w:r>
+        <w:rPr>
+          <w:u w:val="single"/>
+        </w:rPr>
+        <w:t xml:space="preserve">оптимального </w:t>
+      </w:r>
+      <w:r>
+        <w:rPr>
+          <w:u w:val="single"/>
+        </w:rPr>
+        <w:t>для себя план</w:t>
+      </w:r>
+      <w:r>
+        <w:rPr>
+          <w:u w:val="single"/>
+        </w:rPr>
+        <w:t>а</w:t>
+      </w:r>
+      <w:r>
+        <w:rPr>
+          <w:u w:val="single"/>
+        </w:rPr>
+        <w:t xml:space="preserve"> трениро</w:t>
+      </w:r>
+      <w:r>
+        <w:rPr>
+          <w:u w:val="single"/>
+        </w:rPr>
+        <w:t>вок, ознакомления с техникой выполнения упражнений.</w:t>
       </w:r>
       <w:bookmarkStart w:id="0" w:name="_GoBack"/>
       <w:bookmarkEnd w:id="0"/>
-      <w:r>
-        <w:rPr>
-          <w:u w:val="single"/>
-        </w:rPr>
-        <w:t>ровок. Приложение разрабатывается для мобильных устройств.</w:t>
-      </w:r>
       <w:r>
         <w:rPr>
           <w:u w:val="single"/>

--- a/CP/КП МДК.02.01 Денисов 2026 (лист задания).docx
+++ b/CP/КП МДК.02.01 Денисов 2026 (лист задания).docx
@@ -933,8 +933,6 @@
         </w:rPr>
         <w:t>вок, ознакомления с техникой выполнения упражнений.</w:t>
       </w:r>
-      <w:bookmarkStart w:id="0" w:name="_GoBack"/>
-      <w:bookmarkEnd w:id="0"/>
       <w:r>
         <w:rPr>
           <w:u w:val="single"/>
@@ -1684,7 +1682,23 @@
           <w:color w:val="000000"/>
           <w:u w:val="single"/>
         </w:rPr>
-        <w:t xml:space="preserve"> - защита курсового проекта</w:t>
+        <w:t xml:space="preserve"> </w:t>
+      </w:r>
+      <w:r>
+        <w:rPr>
+          <w:color w:val="000000"/>
+          <w:u w:val="single"/>
+        </w:rPr>
+        <w:t>–</w:t>
+      </w:r>
+      <w:bookmarkStart w:id="0" w:name="_GoBack"/>
+      <w:bookmarkEnd w:id="0"/>
+      <w:r>
+        <w:rPr>
+          <w:color w:val="000000"/>
+          <w:u w:val="single"/>
+        </w:rPr>
+        <w:t xml:space="preserve"> защита курсового проекта</w:t>
       </w:r>
       <w:r>
         <w:rPr>
